--- a/Docs/Version 3/EN/Agents/Annexes-ConditionsLanguage_EN.docx
+++ b/Docs/Version 3/EN/Agents/Annexes-ConditionsLanguage_EN.docx
@@ -1500,11 +1500,7 @@
         </w:rPr>
       </w:pPr>
       <w:r>
-        <w:rPr>
-          <w:b/>
-          <w:bCs/>
-        </w:rPr>
-        <w:t>8. Extensiones futuras (opcional)</w:t>
+        <w:t>8. Future extensions (optional)</w:t>
       </w:r>
     </w:p>
     <w:p>
